--- a/24BAI70068_LABMST/LAB MST.docx
+++ b/24BAI70068_LABMST/LAB MST.docx
@@ -626,6 +626,7 @@
       <w:r>
         <w:rPr>
           <w:rFonts w:ascii="Times New Roman" w:hAnsi="Times New Roman" w:cs="Times New Roman"/>
+          <w:noProof/>
           <w:sz w:val="24"/>
           <w:szCs w:val="24"/>
           <w:lang w:val="en-US"/>
@@ -777,6 +778,620 @@
           <w:lang w:val="en-US"/>
         </w:rPr>
       </w:pPr>
+      <w:r>
+        <w:rPr>
+          <w:rFonts w:ascii="Times New Roman" w:hAnsi="Times New Roman" w:cs="Times New Roman"/>
+          <w:sz w:val="24"/>
+          <w:szCs w:val="24"/>
+          <w:lang w:val="en-US"/>
+        </w:rPr>
+        <w:t xml:space="preserve">CREATE OR REPLACE FUNCTION </w:t>
+      </w:r>
+      <w:proofErr w:type="spellStart"/>
+      <w:r>
+        <w:rPr>
+          <w:rFonts w:ascii="Times New Roman" w:hAnsi="Times New Roman" w:cs="Times New Roman"/>
+          <w:sz w:val="24"/>
+          <w:szCs w:val="24"/>
+          <w:lang w:val="en-US"/>
+        </w:rPr>
+        <w:t>log_product_</w:t>
+      </w:r>
+      <w:proofErr w:type="gramStart"/>
+      <w:r>
+        <w:rPr>
+          <w:rFonts w:ascii="Times New Roman" w:hAnsi="Times New Roman" w:cs="Times New Roman"/>
+          <w:sz w:val="24"/>
+          <w:szCs w:val="24"/>
+          <w:lang w:val="en-US"/>
+        </w:rPr>
+        <w:t>changes</w:t>
+      </w:r>
+      <w:proofErr w:type="spellEnd"/>
+      <w:r>
+        <w:rPr>
+          <w:rFonts w:ascii="Times New Roman" w:hAnsi="Times New Roman" w:cs="Times New Roman"/>
+          <w:sz w:val="24"/>
+          <w:szCs w:val="24"/>
+          <w:lang w:val="en-US"/>
+        </w:rPr>
+        <w:t>(</w:t>
+      </w:r>
+      <w:proofErr w:type="gramEnd"/>
+      <w:r>
+        <w:rPr>
+          <w:rFonts w:ascii="Times New Roman" w:hAnsi="Times New Roman" w:cs="Times New Roman"/>
+          <w:sz w:val="24"/>
+          <w:szCs w:val="24"/>
+          <w:lang w:val="en-US"/>
+        </w:rPr>
+        <w:t>)</w:t>
+      </w:r>
+    </w:p>
+    <w:p>
+      <w:pPr>
+        <w:rPr>
+          <w:rFonts w:ascii="Times New Roman" w:hAnsi="Times New Roman" w:cs="Times New Roman"/>
+          <w:sz w:val="24"/>
+          <w:szCs w:val="24"/>
+          <w:lang w:val="en-US"/>
+        </w:rPr>
+      </w:pPr>
+      <w:r>
+        <w:rPr>
+          <w:rFonts w:ascii="Times New Roman" w:hAnsi="Times New Roman" w:cs="Times New Roman"/>
+          <w:sz w:val="24"/>
+          <w:szCs w:val="24"/>
+          <w:lang w:val="en-US"/>
+        </w:rPr>
+        <w:t>RETURNS TRIGGER AS $$</w:t>
+      </w:r>
+    </w:p>
+    <w:p>
+      <w:pPr>
+        <w:rPr>
+          <w:rFonts w:ascii="Times New Roman" w:hAnsi="Times New Roman" w:cs="Times New Roman"/>
+          <w:sz w:val="24"/>
+          <w:szCs w:val="24"/>
+          <w:lang w:val="en-US"/>
+        </w:rPr>
+      </w:pPr>
+      <w:r>
+        <w:rPr>
+          <w:rFonts w:ascii="Times New Roman" w:hAnsi="Times New Roman" w:cs="Times New Roman"/>
+          <w:sz w:val="24"/>
+          <w:szCs w:val="24"/>
+          <w:lang w:val="en-US"/>
+        </w:rPr>
+        <w:t>BEGIN</w:t>
+      </w:r>
+    </w:p>
+    <w:p>
+      <w:pPr>
+        <w:rPr>
+          <w:rFonts w:ascii="Times New Roman" w:hAnsi="Times New Roman" w:cs="Times New Roman"/>
+          <w:sz w:val="24"/>
+          <w:szCs w:val="24"/>
+          <w:lang w:val="en-US"/>
+        </w:rPr>
+      </w:pPr>
+      <w:r>
+        <w:rPr>
+          <w:rFonts w:ascii="Times New Roman" w:hAnsi="Times New Roman" w:cs="Times New Roman"/>
+          <w:sz w:val="24"/>
+          <w:szCs w:val="24"/>
+          <w:lang w:val="en-US"/>
+        </w:rPr>
+        <w:t xml:space="preserve">    IF (TG_OP = 'INSERT') THEN</w:t>
+      </w:r>
+    </w:p>
+    <w:p>
+      <w:pPr>
+        <w:rPr>
+          <w:rFonts w:ascii="Times New Roman" w:hAnsi="Times New Roman" w:cs="Times New Roman"/>
+          <w:sz w:val="24"/>
+          <w:szCs w:val="24"/>
+          <w:lang w:val="en-US"/>
+        </w:rPr>
+      </w:pPr>
+      <w:r>
+        <w:rPr>
+          <w:rFonts w:ascii="Times New Roman" w:hAnsi="Times New Roman" w:cs="Times New Roman"/>
+          <w:sz w:val="24"/>
+          <w:szCs w:val="24"/>
+          <w:lang w:val="en-US"/>
+        </w:rPr>
+        <w:t xml:space="preserve">        INSERT INTO </w:t>
+      </w:r>
+      <w:proofErr w:type="spellStart"/>
+      <w:r>
+        <w:rPr>
+          <w:rFonts w:ascii="Times New Roman" w:hAnsi="Times New Roman" w:cs="Times New Roman"/>
+          <w:sz w:val="24"/>
+          <w:szCs w:val="24"/>
+          <w:lang w:val="en-US"/>
+        </w:rPr>
+        <w:t>product_audit</w:t>
+      </w:r>
+      <w:proofErr w:type="spellEnd"/>
+      <w:r>
+        <w:rPr>
+          <w:rFonts w:ascii="Times New Roman" w:hAnsi="Times New Roman" w:cs="Times New Roman"/>
+          <w:sz w:val="24"/>
+          <w:szCs w:val="24"/>
+          <w:lang w:val="en-US"/>
+        </w:rPr>
+        <w:t xml:space="preserve"> (</w:t>
+      </w:r>
+      <w:proofErr w:type="spellStart"/>
+      <w:r>
+        <w:rPr>
+          <w:rFonts w:ascii="Times New Roman" w:hAnsi="Times New Roman" w:cs="Times New Roman"/>
+          <w:sz w:val="24"/>
+          <w:szCs w:val="24"/>
+          <w:lang w:val="en-US"/>
+        </w:rPr>
+        <w:t>product_id</w:t>
+      </w:r>
+      <w:proofErr w:type="spellEnd"/>
+      <w:r>
+        <w:rPr>
+          <w:rFonts w:ascii="Times New Roman" w:hAnsi="Times New Roman" w:cs="Times New Roman"/>
+          <w:sz w:val="24"/>
+          <w:szCs w:val="24"/>
+          <w:lang w:val="en-US"/>
+        </w:rPr>
+        <w:t xml:space="preserve">, </w:t>
+      </w:r>
+      <w:proofErr w:type="spellStart"/>
+      <w:r>
+        <w:rPr>
+          <w:rFonts w:ascii="Times New Roman" w:hAnsi="Times New Roman" w:cs="Times New Roman"/>
+          <w:sz w:val="24"/>
+          <w:szCs w:val="24"/>
+          <w:lang w:val="en-US"/>
+        </w:rPr>
+        <w:t>product_name</w:t>
+      </w:r>
+      <w:proofErr w:type="spellEnd"/>
+      <w:r>
+        <w:rPr>
+          <w:rFonts w:ascii="Times New Roman" w:hAnsi="Times New Roman" w:cs="Times New Roman"/>
+          <w:sz w:val="24"/>
+          <w:szCs w:val="24"/>
+          <w:lang w:val="en-US"/>
+        </w:rPr>
+        <w:t xml:space="preserve">, action, </w:t>
+      </w:r>
+      <w:proofErr w:type="spellStart"/>
+      <w:r>
+        <w:rPr>
+          <w:rFonts w:ascii="Times New Roman" w:hAnsi="Times New Roman" w:cs="Times New Roman"/>
+          <w:sz w:val="24"/>
+          <w:szCs w:val="24"/>
+          <w:lang w:val="en-US"/>
+        </w:rPr>
+        <w:t>action_timestamp</w:t>
+      </w:r>
+      <w:proofErr w:type="spellEnd"/>
+      <w:r>
+        <w:rPr>
+          <w:rFonts w:ascii="Times New Roman" w:hAnsi="Times New Roman" w:cs="Times New Roman"/>
+          <w:sz w:val="24"/>
+          <w:szCs w:val="24"/>
+          <w:lang w:val="en-US"/>
+        </w:rPr>
+        <w:t>)</w:t>
+      </w:r>
+    </w:p>
+    <w:p>
+      <w:pPr>
+        <w:rPr>
+          <w:rFonts w:ascii="Times New Roman" w:hAnsi="Times New Roman" w:cs="Times New Roman"/>
+          <w:sz w:val="24"/>
+          <w:szCs w:val="24"/>
+          <w:lang w:val="en-US"/>
+        </w:rPr>
+      </w:pPr>
+      <w:r>
+        <w:rPr>
+          <w:rFonts w:ascii="Times New Roman" w:hAnsi="Times New Roman" w:cs="Times New Roman"/>
+          <w:sz w:val="24"/>
+          <w:szCs w:val="24"/>
+          <w:lang w:val="en-US"/>
+        </w:rPr>
+        <w:t xml:space="preserve">        VALUES (</w:t>
+      </w:r>
+      <w:proofErr w:type="spellStart"/>
+      <w:r>
+        <w:rPr>
+          <w:rFonts w:ascii="Times New Roman" w:hAnsi="Times New Roman" w:cs="Times New Roman"/>
+          <w:sz w:val="24"/>
+          <w:szCs w:val="24"/>
+          <w:lang w:val="en-US"/>
+        </w:rPr>
+        <w:t>NEW.product_id</w:t>
+      </w:r>
+      <w:proofErr w:type="spellEnd"/>
+      <w:r>
+        <w:rPr>
+          <w:rFonts w:ascii="Times New Roman" w:hAnsi="Times New Roman" w:cs="Times New Roman"/>
+          <w:sz w:val="24"/>
+          <w:szCs w:val="24"/>
+          <w:lang w:val="en-US"/>
+        </w:rPr>
+        <w:t xml:space="preserve">, </w:t>
+      </w:r>
+      <w:proofErr w:type="spellStart"/>
+      <w:r>
+        <w:rPr>
+          <w:rFonts w:ascii="Times New Roman" w:hAnsi="Times New Roman" w:cs="Times New Roman"/>
+          <w:sz w:val="24"/>
+          <w:szCs w:val="24"/>
+          <w:lang w:val="en-US"/>
+        </w:rPr>
+        <w:t>NEW.product_name</w:t>
+      </w:r>
+      <w:proofErr w:type="spellEnd"/>
+      <w:r>
+        <w:rPr>
+          <w:rFonts w:ascii="Times New Roman" w:hAnsi="Times New Roman" w:cs="Times New Roman"/>
+          <w:sz w:val="24"/>
+          <w:szCs w:val="24"/>
+          <w:lang w:val="en-US"/>
+        </w:rPr>
+        <w:t>, 'PRODUCT ADDED', CURRENT_TIMESTAMP);</w:t>
+      </w:r>
+    </w:p>
+    <w:p>
+      <w:pPr>
+        <w:rPr>
+          <w:rFonts w:ascii="Times New Roman" w:hAnsi="Times New Roman" w:cs="Times New Roman"/>
+          <w:sz w:val="24"/>
+          <w:szCs w:val="24"/>
+          <w:lang w:val="en-US"/>
+        </w:rPr>
+      </w:pPr>
+      <w:r>
+        <w:rPr>
+          <w:rFonts w:ascii="Times New Roman" w:hAnsi="Times New Roman" w:cs="Times New Roman"/>
+          <w:sz w:val="24"/>
+          <w:szCs w:val="24"/>
+          <w:lang w:val="en-US"/>
+        </w:rPr>
+        <w:t xml:space="preserve">        RETURN NEW;</w:t>
+      </w:r>
+    </w:p>
+    <w:p>
+      <w:pPr>
+        <w:rPr>
+          <w:rFonts w:ascii="Times New Roman" w:hAnsi="Times New Roman" w:cs="Times New Roman"/>
+          <w:sz w:val="24"/>
+          <w:szCs w:val="24"/>
+          <w:lang w:val="en-US"/>
+        </w:rPr>
+      </w:pPr>
+      <w:r>
+        <w:rPr>
+          <w:rFonts w:ascii="Times New Roman" w:hAnsi="Times New Roman" w:cs="Times New Roman"/>
+          <w:sz w:val="24"/>
+          <w:szCs w:val="24"/>
+          <w:lang w:val="en-US"/>
+        </w:rPr>
+        <w:t xml:space="preserve">        </w:t>
+      </w:r>
+    </w:p>
+    <w:p>
+      <w:pPr>
+        <w:rPr>
+          <w:rFonts w:ascii="Times New Roman" w:hAnsi="Times New Roman" w:cs="Times New Roman"/>
+          <w:sz w:val="24"/>
+          <w:szCs w:val="24"/>
+          <w:lang w:val="en-US"/>
+        </w:rPr>
+      </w:pPr>
+      <w:r>
+        <w:rPr>
+          <w:rFonts w:ascii="Times New Roman" w:hAnsi="Times New Roman" w:cs="Times New Roman"/>
+          <w:sz w:val="24"/>
+          <w:szCs w:val="24"/>
+          <w:lang w:val="en-US"/>
+        </w:rPr>
+        <w:t xml:space="preserve">    ELSIF (TG_OP = 'DELETE') THEN</w:t>
+      </w:r>
+    </w:p>
+    <w:p>
+      <w:pPr>
+        <w:rPr>
+          <w:rFonts w:ascii="Times New Roman" w:hAnsi="Times New Roman" w:cs="Times New Roman"/>
+          <w:sz w:val="24"/>
+          <w:szCs w:val="24"/>
+          <w:lang w:val="en-US"/>
+        </w:rPr>
+      </w:pPr>
+      <w:r>
+        <w:rPr>
+          <w:rFonts w:ascii="Times New Roman" w:hAnsi="Times New Roman" w:cs="Times New Roman"/>
+          <w:sz w:val="24"/>
+          <w:szCs w:val="24"/>
+          <w:lang w:val="en-US"/>
+        </w:rPr>
+        <w:t xml:space="preserve">        INSERT INTO </w:t>
+      </w:r>
+      <w:proofErr w:type="spellStart"/>
+      <w:r>
+        <w:rPr>
+          <w:rFonts w:ascii="Times New Roman" w:hAnsi="Times New Roman" w:cs="Times New Roman"/>
+          <w:sz w:val="24"/>
+          <w:szCs w:val="24"/>
+          <w:lang w:val="en-US"/>
+        </w:rPr>
+        <w:t>product_audit</w:t>
+      </w:r>
+      <w:proofErr w:type="spellEnd"/>
+      <w:r>
+        <w:rPr>
+          <w:rFonts w:ascii="Times New Roman" w:hAnsi="Times New Roman" w:cs="Times New Roman"/>
+          <w:sz w:val="24"/>
+          <w:szCs w:val="24"/>
+          <w:lang w:val="en-US"/>
+        </w:rPr>
+        <w:t xml:space="preserve"> (</w:t>
+      </w:r>
+      <w:proofErr w:type="spellStart"/>
+      <w:r>
+        <w:rPr>
+          <w:rFonts w:ascii="Times New Roman" w:hAnsi="Times New Roman" w:cs="Times New Roman"/>
+          <w:sz w:val="24"/>
+          <w:szCs w:val="24"/>
+          <w:lang w:val="en-US"/>
+        </w:rPr>
+        <w:t>product_id</w:t>
+      </w:r>
+      <w:proofErr w:type="spellEnd"/>
+      <w:r>
+        <w:rPr>
+          <w:rFonts w:ascii="Times New Roman" w:hAnsi="Times New Roman" w:cs="Times New Roman"/>
+          <w:sz w:val="24"/>
+          <w:szCs w:val="24"/>
+          <w:lang w:val="en-US"/>
+        </w:rPr>
+        <w:t xml:space="preserve">, </w:t>
+      </w:r>
+      <w:proofErr w:type="spellStart"/>
+      <w:r>
+        <w:rPr>
+          <w:rFonts w:ascii="Times New Roman" w:hAnsi="Times New Roman" w:cs="Times New Roman"/>
+          <w:sz w:val="24"/>
+          <w:szCs w:val="24"/>
+          <w:lang w:val="en-US"/>
+        </w:rPr>
+        <w:t>product_name</w:t>
+      </w:r>
+      <w:proofErr w:type="spellEnd"/>
+      <w:r>
+        <w:rPr>
+          <w:rFonts w:ascii="Times New Roman" w:hAnsi="Times New Roman" w:cs="Times New Roman"/>
+          <w:sz w:val="24"/>
+          <w:szCs w:val="24"/>
+          <w:lang w:val="en-US"/>
+        </w:rPr>
+        <w:t xml:space="preserve">, action, </w:t>
+      </w:r>
+      <w:proofErr w:type="spellStart"/>
+      <w:r>
+        <w:rPr>
+          <w:rFonts w:ascii="Times New Roman" w:hAnsi="Times New Roman" w:cs="Times New Roman"/>
+          <w:sz w:val="24"/>
+          <w:szCs w:val="24"/>
+          <w:lang w:val="en-US"/>
+        </w:rPr>
+        <w:t>action_timestamp</w:t>
+      </w:r>
+      <w:proofErr w:type="spellEnd"/>
+      <w:r>
+        <w:rPr>
+          <w:rFonts w:ascii="Times New Roman" w:hAnsi="Times New Roman" w:cs="Times New Roman"/>
+          <w:sz w:val="24"/>
+          <w:szCs w:val="24"/>
+          <w:lang w:val="en-US"/>
+        </w:rPr>
+        <w:t>)</w:t>
+      </w:r>
+    </w:p>
+    <w:p>
+      <w:pPr>
+        <w:rPr>
+          <w:rFonts w:ascii="Times New Roman" w:hAnsi="Times New Roman" w:cs="Times New Roman"/>
+          <w:sz w:val="24"/>
+          <w:szCs w:val="24"/>
+          <w:lang w:val="en-US"/>
+        </w:rPr>
+      </w:pPr>
+      <w:r>
+        <w:rPr>
+          <w:rFonts w:ascii="Times New Roman" w:hAnsi="Times New Roman" w:cs="Times New Roman"/>
+          <w:sz w:val="24"/>
+          <w:szCs w:val="24"/>
+          <w:lang w:val="en-US"/>
+        </w:rPr>
+        <w:t xml:space="preserve">        VALUES (</w:t>
+      </w:r>
+      <w:proofErr w:type="spellStart"/>
+      <w:r>
+        <w:rPr>
+          <w:rFonts w:ascii="Times New Roman" w:hAnsi="Times New Roman" w:cs="Times New Roman"/>
+          <w:sz w:val="24"/>
+          <w:szCs w:val="24"/>
+          <w:lang w:val="en-US"/>
+        </w:rPr>
+        <w:t>OLD.product_id</w:t>
+      </w:r>
+      <w:proofErr w:type="spellEnd"/>
+      <w:r>
+        <w:rPr>
+          <w:rFonts w:ascii="Times New Roman" w:hAnsi="Times New Roman" w:cs="Times New Roman"/>
+          <w:sz w:val="24"/>
+          <w:szCs w:val="24"/>
+          <w:lang w:val="en-US"/>
+        </w:rPr>
+        <w:t xml:space="preserve">, </w:t>
+      </w:r>
+      <w:proofErr w:type="spellStart"/>
+      <w:r>
+        <w:rPr>
+          <w:rFonts w:ascii="Times New Roman" w:hAnsi="Times New Roman" w:cs="Times New Roman"/>
+          <w:sz w:val="24"/>
+          <w:szCs w:val="24"/>
+          <w:lang w:val="en-US"/>
+        </w:rPr>
+        <w:t>OLD.product_name</w:t>
+      </w:r>
+      <w:proofErr w:type="spellEnd"/>
+      <w:r>
+        <w:rPr>
+          <w:rFonts w:ascii="Times New Roman" w:hAnsi="Times New Roman" w:cs="Times New Roman"/>
+          <w:sz w:val="24"/>
+          <w:szCs w:val="24"/>
+          <w:lang w:val="en-US"/>
+        </w:rPr>
+        <w:t>, 'PRODUCT REMOVED', CURRENT_TIMESTAMP);</w:t>
+      </w:r>
+    </w:p>
+    <w:p>
+      <w:pPr>
+        <w:rPr>
+          <w:rFonts w:ascii="Times New Roman" w:hAnsi="Times New Roman" w:cs="Times New Roman"/>
+          <w:sz w:val="24"/>
+          <w:szCs w:val="24"/>
+          <w:lang w:val="en-US"/>
+        </w:rPr>
+      </w:pPr>
+      <w:r>
+        <w:rPr>
+          <w:rFonts w:ascii="Times New Roman" w:hAnsi="Times New Roman" w:cs="Times New Roman"/>
+          <w:sz w:val="24"/>
+          <w:szCs w:val="24"/>
+          <w:lang w:val="en-US"/>
+        </w:rPr>
+        <w:lastRenderedPageBreak/>
+        <w:t xml:space="preserve">        RETURN OLD;</w:t>
+      </w:r>
+    </w:p>
+    <w:p>
+      <w:pPr>
+        <w:rPr>
+          <w:rFonts w:ascii="Times New Roman" w:hAnsi="Times New Roman" w:cs="Times New Roman"/>
+          <w:sz w:val="24"/>
+          <w:szCs w:val="24"/>
+          <w:lang w:val="en-US"/>
+        </w:rPr>
+      </w:pPr>
+      <w:r>
+        <w:rPr>
+          <w:rFonts w:ascii="Times New Roman" w:hAnsi="Times New Roman" w:cs="Times New Roman"/>
+          <w:sz w:val="24"/>
+          <w:szCs w:val="24"/>
+          <w:lang w:val="en-US"/>
+        </w:rPr>
+        <w:t xml:space="preserve">    END IF;</w:t>
+      </w:r>
+    </w:p>
+    <w:p>
+      <w:pPr>
+        <w:rPr>
+          <w:rFonts w:ascii="Times New Roman" w:hAnsi="Times New Roman" w:cs="Times New Roman"/>
+          <w:sz w:val="24"/>
+          <w:szCs w:val="24"/>
+          <w:lang w:val="en-US"/>
+        </w:rPr>
+      </w:pPr>
+      <w:r>
+        <w:rPr>
+          <w:rFonts w:ascii="Times New Roman" w:hAnsi="Times New Roman" w:cs="Times New Roman"/>
+          <w:sz w:val="24"/>
+          <w:szCs w:val="24"/>
+          <w:lang w:val="en-US"/>
+        </w:rPr>
+        <w:t xml:space="preserve">    </w:t>
+      </w:r>
+    </w:p>
+    <w:p>
+      <w:pPr>
+        <w:rPr>
+          <w:rFonts w:ascii="Times New Roman" w:hAnsi="Times New Roman" w:cs="Times New Roman"/>
+          <w:sz w:val="24"/>
+          <w:szCs w:val="24"/>
+          <w:lang w:val="en-US"/>
+        </w:rPr>
+      </w:pPr>
+      <w:r>
+        <w:rPr>
+          <w:rFonts w:ascii="Times New Roman" w:hAnsi="Times New Roman" w:cs="Times New Roman"/>
+          <w:sz w:val="24"/>
+          <w:szCs w:val="24"/>
+          <w:lang w:val="en-US"/>
+        </w:rPr>
+        <w:t xml:space="preserve">    RETURN NULL;</w:t>
+      </w:r>
+    </w:p>
+    <w:p>
+      <w:pPr>
+        <w:rPr>
+          <w:rFonts w:ascii="Times New Roman" w:hAnsi="Times New Roman" w:cs="Times New Roman"/>
+          <w:sz w:val="24"/>
+          <w:szCs w:val="24"/>
+          <w:lang w:val="en-US"/>
+        </w:rPr>
+      </w:pPr>
+      <w:r>
+        <w:rPr>
+          <w:rFonts w:ascii="Times New Roman" w:hAnsi="Times New Roman" w:cs="Times New Roman"/>
+          <w:sz w:val="24"/>
+          <w:szCs w:val="24"/>
+          <w:lang w:val="en-US"/>
+        </w:rPr>
+        <w:t>END;</w:t>
+      </w:r>
+    </w:p>
+    <w:p>
+      <w:pPr>
+        <w:rPr>
+          <w:rFonts w:ascii="Times New Roman" w:hAnsi="Times New Roman" w:cs="Times New Roman"/>
+          <w:sz w:val="24"/>
+          <w:szCs w:val="24"/>
+          <w:lang w:val="en-US"/>
+        </w:rPr>
+      </w:pPr>
+      <w:r>
+        <w:rPr>
+          <w:rFonts w:ascii="Times New Roman" w:hAnsi="Times New Roman" w:cs="Times New Roman"/>
+          <w:sz w:val="24"/>
+          <w:szCs w:val="24"/>
+          <w:lang w:val="en-US"/>
+        </w:rPr>
+        <w:t xml:space="preserve">$$ LANGUAGE </w:t>
+      </w:r>
+      <w:proofErr w:type="spellStart"/>
+      <w:r>
+        <w:rPr>
+          <w:rFonts w:ascii="Times New Roman" w:hAnsi="Times New Roman" w:cs="Times New Roman"/>
+          <w:sz w:val="24"/>
+          <w:szCs w:val="24"/>
+          <w:lang w:val="en-US"/>
+        </w:rPr>
+        <w:t>plpgsql;</w:t>
+      </w:r>
+      <w:r>
+        <w:rPr>
+          <w:rFonts w:ascii="Times New Roman" w:hAnsi="Times New Roman" w:cs="Times New Roman"/>
+          <w:sz w:val="24"/>
+          <w:szCs w:val="24"/>
+          <w:lang w:val="en-US"/>
+        </w:rPr>
+        <w:t>SS</w:t>
+      </w:r>
+      <w:proofErr w:type="spellEnd"/>
     </w:p>
     <w:p>
       <w:pPr>
@@ -2679,6 +3294,7 @@
   <w:style w:type="character" w:default="1" w:styleId="DefaultParagraphFont">
     <w:name w:val="Default Paragraph Font"/>
     <w:uiPriority w:val="1"/>
+    <w:semiHidden/>
     <w:unhideWhenUsed/>
   </w:style>
   <w:style w:type="table" w:default="1" w:styleId="TableNormal">

--- a/24BAI70068_LABMST/LAB MST.docx
+++ b/24BAI70068_LABMST/LAB MST.docx
@@ -768,630 +768,6 @@
         </w:rPr>
         <w:t>:</w:t>
       </w:r>
-    </w:p>
-    <w:p>
-      <w:pPr>
-        <w:rPr>
-          <w:rFonts w:ascii="Times New Roman" w:hAnsi="Times New Roman" w:cs="Times New Roman"/>
-          <w:sz w:val="24"/>
-          <w:szCs w:val="24"/>
-          <w:lang w:val="en-US"/>
-        </w:rPr>
-      </w:pPr>
-      <w:r>
-        <w:rPr>
-          <w:rFonts w:ascii="Times New Roman" w:hAnsi="Times New Roman" w:cs="Times New Roman"/>
-          <w:sz w:val="24"/>
-          <w:szCs w:val="24"/>
-          <w:lang w:val="en-US"/>
-        </w:rPr>
-        <w:t xml:space="preserve">CREATE OR REPLACE FUNCTION </w:t>
-      </w:r>
-      <w:proofErr w:type="spellStart"/>
-      <w:r>
-        <w:rPr>
-          <w:rFonts w:ascii="Times New Roman" w:hAnsi="Times New Roman" w:cs="Times New Roman"/>
-          <w:sz w:val="24"/>
-          <w:szCs w:val="24"/>
-          <w:lang w:val="en-US"/>
-        </w:rPr>
-        <w:t>log_product_</w:t>
-      </w:r>
-      <w:proofErr w:type="gramStart"/>
-      <w:r>
-        <w:rPr>
-          <w:rFonts w:ascii="Times New Roman" w:hAnsi="Times New Roman" w:cs="Times New Roman"/>
-          <w:sz w:val="24"/>
-          <w:szCs w:val="24"/>
-          <w:lang w:val="en-US"/>
-        </w:rPr>
-        <w:t>changes</w:t>
-      </w:r>
-      <w:proofErr w:type="spellEnd"/>
-      <w:r>
-        <w:rPr>
-          <w:rFonts w:ascii="Times New Roman" w:hAnsi="Times New Roman" w:cs="Times New Roman"/>
-          <w:sz w:val="24"/>
-          <w:szCs w:val="24"/>
-          <w:lang w:val="en-US"/>
-        </w:rPr>
-        <w:t>(</w:t>
-      </w:r>
-      <w:proofErr w:type="gramEnd"/>
-      <w:r>
-        <w:rPr>
-          <w:rFonts w:ascii="Times New Roman" w:hAnsi="Times New Roman" w:cs="Times New Roman"/>
-          <w:sz w:val="24"/>
-          <w:szCs w:val="24"/>
-          <w:lang w:val="en-US"/>
-        </w:rPr>
-        <w:t>)</w:t>
-      </w:r>
-    </w:p>
-    <w:p>
-      <w:pPr>
-        <w:rPr>
-          <w:rFonts w:ascii="Times New Roman" w:hAnsi="Times New Roman" w:cs="Times New Roman"/>
-          <w:sz w:val="24"/>
-          <w:szCs w:val="24"/>
-          <w:lang w:val="en-US"/>
-        </w:rPr>
-      </w:pPr>
-      <w:r>
-        <w:rPr>
-          <w:rFonts w:ascii="Times New Roman" w:hAnsi="Times New Roman" w:cs="Times New Roman"/>
-          <w:sz w:val="24"/>
-          <w:szCs w:val="24"/>
-          <w:lang w:val="en-US"/>
-        </w:rPr>
-        <w:t>RETURNS TRIGGER AS $$</w:t>
-      </w:r>
-    </w:p>
-    <w:p>
-      <w:pPr>
-        <w:rPr>
-          <w:rFonts w:ascii="Times New Roman" w:hAnsi="Times New Roman" w:cs="Times New Roman"/>
-          <w:sz w:val="24"/>
-          <w:szCs w:val="24"/>
-          <w:lang w:val="en-US"/>
-        </w:rPr>
-      </w:pPr>
-      <w:r>
-        <w:rPr>
-          <w:rFonts w:ascii="Times New Roman" w:hAnsi="Times New Roman" w:cs="Times New Roman"/>
-          <w:sz w:val="24"/>
-          <w:szCs w:val="24"/>
-          <w:lang w:val="en-US"/>
-        </w:rPr>
-        <w:t>BEGIN</w:t>
-      </w:r>
-    </w:p>
-    <w:p>
-      <w:pPr>
-        <w:rPr>
-          <w:rFonts w:ascii="Times New Roman" w:hAnsi="Times New Roman" w:cs="Times New Roman"/>
-          <w:sz w:val="24"/>
-          <w:szCs w:val="24"/>
-          <w:lang w:val="en-US"/>
-        </w:rPr>
-      </w:pPr>
-      <w:r>
-        <w:rPr>
-          <w:rFonts w:ascii="Times New Roman" w:hAnsi="Times New Roman" w:cs="Times New Roman"/>
-          <w:sz w:val="24"/>
-          <w:szCs w:val="24"/>
-          <w:lang w:val="en-US"/>
-        </w:rPr>
-        <w:t xml:space="preserve">    IF (TG_OP = 'INSERT') THEN</w:t>
-      </w:r>
-    </w:p>
-    <w:p>
-      <w:pPr>
-        <w:rPr>
-          <w:rFonts w:ascii="Times New Roman" w:hAnsi="Times New Roman" w:cs="Times New Roman"/>
-          <w:sz w:val="24"/>
-          <w:szCs w:val="24"/>
-          <w:lang w:val="en-US"/>
-        </w:rPr>
-      </w:pPr>
-      <w:r>
-        <w:rPr>
-          <w:rFonts w:ascii="Times New Roman" w:hAnsi="Times New Roman" w:cs="Times New Roman"/>
-          <w:sz w:val="24"/>
-          <w:szCs w:val="24"/>
-          <w:lang w:val="en-US"/>
-        </w:rPr>
-        <w:t xml:space="preserve">        INSERT INTO </w:t>
-      </w:r>
-      <w:proofErr w:type="spellStart"/>
-      <w:r>
-        <w:rPr>
-          <w:rFonts w:ascii="Times New Roman" w:hAnsi="Times New Roman" w:cs="Times New Roman"/>
-          <w:sz w:val="24"/>
-          <w:szCs w:val="24"/>
-          <w:lang w:val="en-US"/>
-        </w:rPr>
-        <w:t>product_audit</w:t>
-      </w:r>
-      <w:proofErr w:type="spellEnd"/>
-      <w:r>
-        <w:rPr>
-          <w:rFonts w:ascii="Times New Roman" w:hAnsi="Times New Roman" w:cs="Times New Roman"/>
-          <w:sz w:val="24"/>
-          <w:szCs w:val="24"/>
-          <w:lang w:val="en-US"/>
-        </w:rPr>
-        <w:t xml:space="preserve"> (</w:t>
-      </w:r>
-      <w:proofErr w:type="spellStart"/>
-      <w:r>
-        <w:rPr>
-          <w:rFonts w:ascii="Times New Roman" w:hAnsi="Times New Roman" w:cs="Times New Roman"/>
-          <w:sz w:val="24"/>
-          <w:szCs w:val="24"/>
-          <w:lang w:val="en-US"/>
-        </w:rPr>
-        <w:t>product_id</w:t>
-      </w:r>
-      <w:proofErr w:type="spellEnd"/>
-      <w:r>
-        <w:rPr>
-          <w:rFonts w:ascii="Times New Roman" w:hAnsi="Times New Roman" w:cs="Times New Roman"/>
-          <w:sz w:val="24"/>
-          <w:szCs w:val="24"/>
-          <w:lang w:val="en-US"/>
-        </w:rPr>
-        <w:t xml:space="preserve">, </w:t>
-      </w:r>
-      <w:proofErr w:type="spellStart"/>
-      <w:r>
-        <w:rPr>
-          <w:rFonts w:ascii="Times New Roman" w:hAnsi="Times New Roman" w:cs="Times New Roman"/>
-          <w:sz w:val="24"/>
-          <w:szCs w:val="24"/>
-          <w:lang w:val="en-US"/>
-        </w:rPr>
-        <w:t>product_name</w:t>
-      </w:r>
-      <w:proofErr w:type="spellEnd"/>
-      <w:r>
-        <w:rPr>
-          <w:rFonts w:ascii="Times New Roman" w:hAnsi="Times New Roman" w:cs="Times New Roman"/>
-          <w:sz w:val="24"/>
-          <w:szCs w:val="24"/>
-          <w:lang w:val="en-US"/>
-        </w:rPr>
-        <w:t xml:space="preserve">, action, </w:t>
-      </w:r>
-      <w:proofErr w:type="spellStart"/>
-      <w:r>
-        <w:rPr>
-          <w:rFonts w:ascii="Times New Roman" w:hAnsi="Times New Roman" w:cs="Times New Roman"/>
-          <w:sz w:val="24"/>
-          <w:szCs w:val="24"/>
-          <w:lang w:val="en-US"/>
-        </w:rPr>
-        <w:t>action_timestamp</w:t>
-      </w:r>
-      <w:proofErr w:type="spellEnd"/>
-      <w:r>
-        <w:rPr>
-          <w:rFonts w:ascii="Times New Roman" w:hAnsi="Times New Roman" w:cs="Times New Roman"/>
-          <w:sz w:val="24"/>
-          <w:szCs w:val="24"/>
-          <w:lang w:val="en-US"/>
-        </w:rPr>
-        <w:t>)</w:t>
-      </w:r>
-    </w:p>
-    <w:p>
-      <w:pPr>
-        <w:rPr>
-          <w:rFonts w:ascii="Times New Roman" w:hAnsi="Times New Roman" w:cs="Times New Roman"/>
-          <w:sz w:val="24"/>
-          <w:szCs w:val="24"/>
-          <w:lang w:val="en-US"/>
-        </w:rPr>
-      </w:pPr>
-      <w:r>
-        <w:rPr>
-          <w:rFonts w:ascii="Times New Roman" w:hAnsi="Times New Roman" w:cs="Times New Roman"/>
-          <w:sz w:val="24"/>
-          <w:szCs w:val="24"/>
-          <w:lang w:val="en-US"/>
-        </w:rPr>
-        <w:t xml:space="preserve">        VALUES (</w:t>
-      </w:r>
-      <w:proofErr w:type="spellStart"/>
-      <w:r>
-        <w:rPr>
-          <w:rFonts w:ascii="Times New Roman" w:hAnsi="Times New Roman" w:cs="Times New Roman"/>
-          <w:sz w:val="24"/>
-          <w:szCs w:val="24"/>
-          <w:lang w:val="en-US"/>
-        </w:rPr>
-        <w:t>NEW.product_id</w:t>
-      </w:r>
-      <w:proofErr w:type="spellEnd"/>
-      <w:r>
-        <w:rPr>
-          <w:rFonts w:ascii="Times New Roman" w:hAnsi="Times New Roman" w:cs="Times New Roman"/>
-          <w:sz w:val="24"/>
-          <w:szCs w:val="24"/>
-          <w:lang w:val="en-US"/>
-        </w:rPr>
-        <w:t xml:space="preserve">, </w:t>
-      </w:r>
-      <w:proofErr w:type="spellStart"/>
-      <w:r>
-        <w:rPr>
-          <w:rFonts w:ascii="Times New Roman" w:hAnsi="Times New Roman" w:cs="Times New Roman"/>
-          <w:sz w:val="24"/>
-          <w:szCs w:val="24"/>
-          <w:lang w:val="en-US"/>
-        </w:rPr>
-        <w:t>NEW.product_name</w:t>
-      </w:r>
-      <w:proofErr w:type="spellEnd"/>
-      <w:r>
-        <w:rPr>
-          <w:rFonts w:ascii="Times New Roman" w:hAnsi="Times New Roman" w:cs="Times New Roman"/>
-          <w:sz w:val="24"/>
-          <w:szCs w:val="24"/>
-          <w:lang w:val="en-US"/>
-        </w:rPr>
-        <w:t>, 'PRODUCT ADDED', CURRENT_TIMESTAMP);</w:t>
-      </w:r>
-    </w:p>
-    <w:p>
-      <w:pPr>
-        <w:rPr>
-          <w:rFonts w:ascii="Times New Roman" w:hAnsi="Times New Roman" w:cs="Times New Roman"/>
-          <w:sz w:val="24"/>
-          <w:szCs w:val="24"/>
-          <w:lang w:val="en-US"/>
-        </w:rPr>
-      </w:pPr>
-      <w:r>
-        <w:rPr>
-          <w:rFonts w:ascii="Times New Roman" w:hAnsi="Times New Roman" w:cs="Times New Roman"/>
-          <w:sz w:val="24"/>
-          <w:szCs w:val="24"/>
-          <w:lang w:val="en-US"/>
-        </w:rPr>
-        <w:t xml:space="preserve">        RETURN NEW;</w:t>
-      </w:r>
-    </w:p>
-    <w:p>
-      <w:pPr>
-        <w:rPr>
-          <w:rFonts w:ascii="Times New Roman" w:hAnsi="Times New Roman" w:cs="Times New Roman"/>
-          <w:sz w:val="24"/>
-          <w:szCs w:val="24"/>
-          <w:lang w:val="en-US"/>
-        </w:rPr>
-      </w:pPr>
-      <w:r>
-        <w:rPr>
-          <w:rFonts w:ascii="Times New Roman" w:hAnsi="Times New Roman" w:cs="Times New Roman"/>
-          <w:sz w:val="24"/>
-          <w:szCs w:val="24"/>
-          <w:lang w:val="en-US"/>
-        </w:rPr>
-        <w:t xml:space="preserve">        </w:t>
-      </w:r>
-    </w:p>
-    <w:p>
-      <w:pPr>
-        <w:rPr>
-          <w:rFonts w:ascii="Times New Roman" w:hAnsi="Times New Roman" w:cs="Times New Roman"/>
-          <w:sz w:val="24"/>
-          <w:szCs w:val="24"/>
-          <w:lang w:val="en-US"/>
-        </w:rPr>
-      </w:pPr>
-      <w:r>
-        <w:rPr>
-          <w:rFonts w:ascii="Times New Roman" w:hAnsi="Times New Roman" w:cs="Times New Roman"/>
-          <w:sz w:val="24"/>
-          <w:szCs w:val="24"/>
-          <w:lang w:val="en-US"/>
-        </w:rPr>
-        <w:t xml:space="preserve">    ELSIF (TG_OP = 'DELETE') THEN</w:t>
-      </w:r>
-    </w:p>
-    <w:p>
-      <w:pPr>
-        <w:rPr>
-          <w:rFonts w:ascii="Times New Roman" w:hAnsi="Times New Roman" w:cs="Times New Roman"/>
-          <w:sz w:val="24"/>
-          <w:szCs w:val="24"/>
-          <w:lang w:val="en-US"/>
-        </w:rPr>
-      </w:pPr>
-      <w:r>
-        <w:rPr>
-          <w:rFonts w:ascii="Times New Roman" w:hAnsi="Times New Roman" w:cs="Times New Roman"/>
-          <w:sz w:val="24"/>
-          <w:szCs w:val="24"/>
-          <w:lang w:val="en-US"/>
-        </w:rPr>
-        <w:t xml:space="preserve">        INSERT INTO </w:t>
-      </w:r>
-      <w:proofErr w:type="spellStart"/>
-      <w:r>
-        <w:rPr>
-          <w:rFonts w:ascii="Times New Roman" w:hAnsi="Times New Roman" w:cs="Times New Roman"/>
-          <w:sz w:val="24"/>
-          <w:szCs w:val="24"/>
-          <w:lang w:val="en-US"/>
-        </w:rPr>
-        <w:t>product_audit</w:t>
-      </w:r>
-      <w:proofErr w:type="spellEnd"/>
-      <w:r>
-        <w:rPr>
-          <w:rFonts w:ascii="Times New Roman" w:hAnsi="Times New Roman" w:cs="Times New Roman"/>
-          <w:sz w:val="24"/>
-          <w:szCs w:val="24"/>
-          <w:lang w:val="en-US"/>
-        </w:rPr>
-        <w:t xml:space="preserve"> (</w:t>
-      </w:r>
-      <w:proofErr w:type="spellStart"/>
-      <w:r>
-        <w:rPr>
-          <w:rFonts w:ascii="Times New Roman" w:hAnsi="Times New Roman" w:cs="Times New Roman"/>
-          <w:sz w:val="24"/>
-          <w:szCs w:val="24"/>
-          <w:lang w:val="en-US"/>
-        </w:rPr>
-        <w:t>product_id</w:t>
-      </w:r>
-      <w:proofErr w:type="spellEnd"/>
-      <w:r>
-        <w:rPr>
-          <w:rFonts w:ascii="Times New Roman" w:hAnsi="Times New Roman" w:cs="Times New Roman"/>
-          <w:sz w:val="24"/>
-          <w:szCs w:val="24"/>
-          <w:lang w:val="en-US"/>
-        </w:rPr>
-        <w:t xml:space="preserve">, </w:t>
-      </w:r>
-      <w:proofErr w:type="spellStart"/>
-      <w:r>
-        <w:rPr>
-          <w:rFonts w:ascii="Times New Roman" w:hAnsi="Times New Roman" w:cs="Times New Roman"/>
-          <w:sz w:val="24"/>
-          <w:szCs w:val="24"/>
-          <w:lang w:val="en-US"/>
-        </w:rPr>
-        <w:t>product_name</w:t>
-      </w:r>
-      <w:proofErr w:type="spellEnd"/>
-      <w:r>
-        <w:rPr>
-          <w:rFonts w:ascii="Times New Roman" w:hAnsi="Times New Roman" w:cs="Times New Roman"/>
-          <w:sz w:val="24"/>
-          <w:szCs w:val="24"/>
-          <w:lang w:val="en-US"/>
-        </w:rPr>
-        <w:t xml:space="preserve">, action, </w:t>
-      </w:r>
-      <w:proofErr w:type="spellStart"/>
-      <w:r>
-        <w:rPr>
-          <w:rFonts w:ascii="Times New Roman" w:hAnsi="Times New Roman" w:cs="Times New Roman"/>
-          <w:sz w:val="24"/>
-          <w:szCs w:val="24"/>
-          <w:lang w:val="en-US"/>
-        </w:rPr>
-        <w:t>action_timestamp</w:t>
-      </w:r>
-      <w:proofErr w:type="spellEnd"/>
-      <w:r>
-        <w:rPr>
-          <w:rFonts w:ascii="Times New Roman" w:hAnsi="Times New Roman" w:cs="Times New Roman"/>
-          <w:sz w:val="24"/>
-          <w:szCs w:val="24"/>
-          <w:lang w:val="en-US"/>
-        </w:rPr>
-        <w:t>)</w:t>
-      </w:r>
-    </w:p>
-    <w:p>
-      <w:pPr>
-        <w:rPr>
-          <w:rFonts w:ascii="Times New Roman" w:hAnsi="Times New Roman" w:cs="Times New Roman"/>
-          <w:sz w:val="24"/>
-          <w:szCs w:val="24"/>
-          <w:lang w:val="en-US"/>
-        </w:rPr>
-      </w:pPr>
-      <w:r>
-        <w:rPr>
-          <w:rFonts w:ascii="Times New Roman" w:hAnsi="Times New Roman" w:cs="Times New Roman"/>
-          <w:sz w:val="24"/>
-          <w:szCs w:val="24"/>
-          <w:lang w:val="en-US"/>
-        </w:rPr>
-        <w:t xml:space="preserve">        VALUES (</w:t>
-      </w:r>
-      <w:proofErr w:type="spellStart"/>
-      <w:r>
-        <w:rPr>
-          <w:rFonts w:ascii="Times New Roman" w:hAnsi="Times New Roman" w:cs="Times New Roman"/>
-          <w:sz w:val="24"/>
-          <w:szCs w:val="24"/>
-          <w:lang w:val="en-US"/>
-        </w:rPr>
-        <w:t>OLD.product_id</w:t>
-      </w:r>
-      <w:proofErr w:type="spellEnd"/>
-      <w:r>
-        <w:rPr>
-          <w:rFonts w:ascii="Times New Roman" w:hAnsi="Times New Roman" w:cs="Times New Roman"/>
-          <w:sz w:val="24"/>
-          <w:szCs w:val="24"/>
-          <w:lang w:val="en-US"/>
-        </w:rPr>
-        <w:t xml:space="preserve">, </w:t>
-      </w:r>
-      <w:proofErr w:type="spellStart"/>
-      <w:r>
-        <w:rPr>
-          <w:rFonts w:ascii="Times New Roman" w:hAnsi="Times New Roman" w:cs="Times New Roman"/>
-          <w:sz w:val="24"/>
-          <w:szCs w:val="24"/>
-          <w:lang w:val="en-US"/>
-        </w:rPr>
-        <w:t>OLD.product_name</w:t>
-      </w:r>
-      <w:proofErr w:type="spellEnd"/>
-      <w:r>
-        <w:rPr>
-          <w:rFonts w:ascii="Times New Roman" w:hAnsi="Times New Roman" w:cs="Times New Roman"/>
-          <w:sz w:val="24"/>
-          <w:szCs w:val="24"/>
-          <w:lang w:val="en-US"/>
-        </w:rPr>
-        <w:t>, 'PRODUCT REMOVED', CURRENT_TIMESTAMP);</w:t>
-      </w:r>
-    </w:p>
-    <w:p>
-      <w:pPr>
-        <w:rPr>
-          <w:rFonts w:ascii="Times New Roman" w:hAnsi="Times New Roman" w:cs="Times New Roman"/>
-          <w:sz w:val="24"/>
-          <w:szCs w:val="24"/>
-          <w:lang w:val="en-US"/>
-        </w:rPr>
-      </w:pPr>
-      <w:r>
-        <w:rPr>
-          <w:rFonts w:ascii="Times New Roman" w:hAnsi="Times New Roman" w:cs="Times New Roman"/>
-          <w:sz w:val="24"/>
-          <w:szCs w:val="24"/>
-          <w:lang w:val="en-US"/>
-        </w:rPr>
-        <w:lastRenderedPageBreak/>
-        <w:t xml:space="preserve">        RETURN OLD;</w:t>
-      </w:r>
-    </w:p>
-    <w:p>
-      <w:pPr>
-        <w:rPr>
-          <w:rFonts w:ascii="Times New Roman" w:hAnsi="Times New Roman" w:cs="Times New Roman"/>
-          <w:sz w:val="24"/>
-          <w:szCs w:val="24"/>
-          <w:lang w:val="en-US"/>
-        </w:rPr>
-      </w:pPr>
-      <w:r>
-        <w:rPr>
-          <w:rFonts w:ascii="Times New Roman" w:hAnsi="Times New Roman" w:cs="Times New Roman"/>
-          <w:sz w:val="24"/>
-          <w:szCs w:val="24"/>
-          <w:lang w:val="en-US"/>
-        </w:rPr>
-        <w:t xml:space="preserve">    END IF;</w:t>
-      </w:r>
-    </w:p>
-    <w:p>
-      <w:pPr>
-        <w:rPr>
-          <w:rFonts w:ascii="Times New Roman" w:hAnsi="Times New Roman" w:cs="Times New Roman"/>
-          <w:sz w:val="24"/>
-          <w:szCs w:val="24"/>
-          <w:lang w:val="en-US"/>
-        </w:rPr>
-      </w:pPr>
-      <w:r>
-        <w:rPr>
-          <w:rFonts w:ascii="Times New Roman" w:hAnsi="Times New Roman" w:cs="Times New Roman"/>
-          <w:sz w:val="24"/>
-          <w:szCs w:val="24"/>
-          <w:lang w:val="en-US"/>
-        </w:rPr>
-        <w:t xml:space="preserve">    </w:t>
-      </w:r>
-    </w:p>
-    <w:p>
-      <w:pPr>
-        <w:rPr>
-          <w:rFonts w:ascii="Times New Roman" w:hAnsi="Times New Roman" w:cs="Times New Roman"/>
-          <w:sz w:val="24"/>
-          <w:szCs w:val="24"/>
-          <w:lang w:val="en-US"/>
-        </w:rPr>
-      </w:pPr>
-      <w:r>
-        <w:rPr>
-          <w:rFonts w:ascii="Times New Roman" w:hAnsi="Times New Roman" w:cs="Times New Roman"/>
-          <w:sz w:val="24"/>
-          <w:szCs w:val="24"/>
-          <w:lang w:val="en-US"/>
-        </w:rPr>
-        <w:t xml:space="preserve">    RETURN NULL;</w:t>
-      </w:r>
-    </w:p>
-    <w:p>
-      <w:pPr>
-        <w:rPr>
-          <w:rFonts w:ascii="Times New Roman" w:hAnsi="Times New Roman" w:cs="Times New Roman"/>
-          <w:sz w:val="24"/>
-          <w:szCs w:val="24"/>
-          <w:lang w:val="en-US"/>
-        </w:rPr>
-      </w:pPr>
-      <w:r>
-        <w:rPr>
-          <w:rFonts w:ascii="Times New Roman" w:hAnsi="Times New Roman" w:cs="Times New Roman"/>
-          <w:sz w:val="24"/>
-          <w:szCs w:val="24"/>
-          <w:lang w:val="en-US"/>
-        </w:rPr>
-        <w:t>END;</w:t>
-      </w:r>
-    </w:p>
-    <w:p>
-      <w:pPr>
-        <w:rPr>
-          <w:rFonts w:ascii="Times New Roman" w:hAnsi="Times New Roman" w:cs="Times New Roman"/>
-          <w:sz w:val="24"/>
-          <w:szCs w:val="24"/>
-          <w:lang w:val="en-US"/>
-        </w:rPr>
-      </w:pPr>
-      <w:r>
-        <w:rPr>
-          <w:rFonts w:ascii="Times New Roman" w:hAnsi="Times New Roman" w:cs="Times New Roman"/>
-          <w:sz w:val="24"/>
-          <w:szCs w:val="24"/>
-          <w:lang w:val="en-US"/>
-        </w:rPr>
-        <w:t xml:space="preserve">$$ LANGUAGE </w:t>
-      </w:r>
-      <w:proofErr w:type="spellStart"/>
-      <w:r>
-        <w:rPr>
-          <w:rFonts w:ascii="Times New Roman" w:hAnsi="Times New Roman" w:cs="Times New Roman"/>
-          <w:sz w:val="24"/>
-          <w:szCs w:val="24"/>
-          <w:lang w:val="en-US"/>
-        </w:rPr>
-        <w:t>plpgsql;</w:t>
-      </w:r>
-      <w:r>
-        <w:rPr>
-          <w:rFonts w:ascii="Times New Roman" w:hAnsi="Times New Roman" w:cs="Times New Roman"/>
-          <w:sz w:val="24"/>
-          <w:szCs w:val="24"/>
-          <w:lang w:val="en-US"/>
-        </w:rPr>
-        <w:t>SS</w:t>
-      </w:r>
-      <w:proofErr w:type="spellEnd"/>
     </w:p>
     <w:p>
       <w:pPr>
